--- a/paper/titlepage.docx
+++ b/paper/titlepage.docx
@@ -32,7 +32,7 @@
     </w:p>
     <w:p>
       <w:pPr>
-        <w:spacing w:after="320"/>
+        <w:spacing w:after="360"/>
         <w:jc w:val="center"/>
       </w:pPr>
       <w:r>
@@ -45,354 +45,85 @@
         <w:t xml:space="preserve">British University Vietnam, Hung Yen, Vietnam</w:t>
       </w:r>
     </w:p>
-    <w:tbl>
-      <w:tblPr>
-        <w:tblW w:type="dxa" w:w="9600"/>
-        <w:tblBorders>
-          <w:top w:val="none" w:color="FFFFFF" w:sz="0"/>
-          <w:left w:val="none" w:color="FFFFFF" w:sz="0"/>
-          <w:bottom w:val="none" w:color="FFFFFF" w:sz="0"/>
-          <w:right w:val="none" w:color="FFFFFF" w:sz="0"/>
-          <w:insideH w:val="single" w:color="auto" w:sz="4"/>
-          <w:insideV w:val="single" w:color="auto" w:sz="4"/>
-        </w:tblBorders>
-      </w:tblPr>
-      <w:tblGrid>
-        <w:gridCol w:w="100"/>
-        <w:gridCol w:w="100"/>
-      </w:tblGrid>
-      <w:tr>
-        <w:tc>
-          <w:tcPr>
-            <w:tcW w:type="dxa" w:w="2600"/>
-            <w:tcBorders>
-              <w:top w:val="none" w:color="FFFFFF" w:sz="0"/>
-              <w:left w:val="none" w:color="FFFFFF" w:sz="0"/>
-              <w:bottom w:val="none" w:color="FFFFFF" w:sz="0"/>
-              <w:right w:val="none" w:color="FFFFFF" w:sz="0"/>
-            </w:tcBorders>
-          </w:tcPr>
-          <w:p>
-            <w:r>
-              <w:rPr>
-                <w:b/>
-                <w:bCs/>
-              </w:rPr>
-              <w:t xml:space="preserve">Corresponding author:</w:t>
-            </w:r>
-          </w:p>
-        </w:tc>
-        <w:tc>
-          <w:tcPr>
-            <w:tcW w:type="dxa" w:w="7000"/>
-            <w:tcBorders>
-              <w:top w:val="none" w:color="FFFFFF" w:sz="0"/>
-              <w:left w:val="none" w:color="FFFFFF" w:sz="0"/>
-              <w:bottom w:val="none" w:color="FFFFFF" w:sz="0"/>
-              <w:right w:val="none" w:color="FFFFFF" w:sz="0"/>
-            </w:tcBorders>
-          </w:tcPr>
-          <w:p>
-            <w:r>
-              <w:t xml:space="preserve">Quang-Vinh Dang</w:t>
-            </w:r>
-          </w:p>
-        </w:tc>
-      </w:tr>
-      <w:tr>
-        <w:tc>
-          <w:tcPr>
-            <w:tcW w:type="dxa" w:w="2600"/>
-            <w:tcBorders>
-              <w:top w:val="none" w:color="FFFFFF" w:sz="0"/>
-              <w:left w:val="none" w:color="FFFFFF" w:sz="0"/>
-              <w:bottom w:val="none" w:color="FFFFFF" w:sz="0"/>
-              <w:right w:val="none" w:color="FFFFFF" w:sz="0"/>
-            </w:tcBorders>
-          </w:tcPr>
-          <w:p>
-            <w:r>
-              <w:rPr>
-                <w:b/>
-                <w:bCs/>
-              </w:rPr>
-              <w:t xml:space="preserve">Email:</w:t>
-            </w:r>
-          </w:p>
-        </w:tc>
-        <w:tc>
-          <w:tcPr>
-            <w:tcW w:type="dxa" w:w="7000"/>
-            <w:tcBorders>
-              <w:top w:val="none" w:color="FFFFFF" w:sz="0"/>
-              <w:left w:val="none" w:color="FFFFFF" w:sz="0"/>
-              <w:bottom w:val="none" w:color="FFFFFF" w:sz="0"/>
-              <w:right w:val="none" w:color="FFFFFF" w:sz="0"/>
-            </w:tcBorders>
-          </w:tcPr>
-          <w:p>
-            <w:hyperlink w:history="1" r:id="rIdp9dmzbyh21hxrixyafcoc">
-              <w:r>
-                <w:rPr>
-                  <w:rStyle w:val="Hyperlink"/>
-                </w:rPr>
-                <w:t xml:space="preserve">vinh.dq4@buv.edu.vn</w:t>
-              </w:r>
-            </w:hyperlink>
-          </w:p>
-        </w:tc>
-      </w:tr>
-      <w:tr>
-        <w:tc>
-          <w:tcPr>
-            <w:tcW w:type="dxa" w:w="2600"/>
-            <w:tcBorders>
-              <w:top w:val="none" w:color="FFFFFF" w:sz="0"/>
-              <w:left w:val="none" w:color="FFFFFF" w:sz="0"/>
-              <w:bottom w:val="none" w:color="FFFFFF" w:sz="0"/>
-              <w:right w:val="none" w:color="FFFFFF" w:sz="0"/>
-            </w:tcBorders>
-          </w:tcPr>
-          <w:p>
-            <w:r>
-              <w:rPr>
-                <w:b/>
-                <w:bCs/>
-              </w:rPr>
-              <w:t xml:space="preserve">ORCID:</w:t>
-            </w:r>
-          </w:p>
-        </w:tc>
-        <w:tc>
-          <w:tcPr>
-            <w:tcW w:type="dxa" w:w="7000"/>
-            <w:tcBorders>
-              <w:top w:val="none" w:color="FFFFFF" w:sz="0"/>
-              <w:left w:val="none" w:color="FFFFFF" w:sz="0"/>
-              <w:bottom w:val="none" w:color="FFFFFF" w:sz="0"/>
-              <w:right w:val="none" w:color="FFFFFF" w:sz="0"/>
-            </w:tcBorders>
-          </w:tcPr>
-          <w:p>
-            <w:hyperlink w:history="1" r:id="rId_otx9q0z4a6ngd7jtfrl-">
-              <w:r>
-                <w:rPr>
-                  <w:rStyle w:val="Hyperlink"/>
-                </w:rPr>
-                <w:t xml:space="preserve">0000-0002-3877-8024</w:t>
-              </w:r>
-            </w:hyperlink>
-          </w:p>
-        </w:tc>
-      </w:tr>
-      <w:tr>
-        <w:tc>
-          <w:tcPr>
-            <w:tcW w:type="dxa" w:w="2600"/>
-            <w:tcBorders>
-              <w:top w:val="none" w:color="FFFFFF" w:sz="0"/>
-              <w:left w:val="none" w:color="FFFFFF" w:sz="0"/>
-              <w:bottom w:val="none" w:color="FFFFFF" w:sz="0"/>
-              <w:right w:val="none" w:color="FFFFFF" w:sz="0"/>
-            </w:tcBorders>
-          </w:tcPr>
-          <w:p>
-            <w:r>
-              <w:rPr>
-                <w:b/>
-                <w:bCs/>
-              </w:rPr>
-              <w:t xml:space="preserve">Affiliation:</w:t>
-            </w:r>
-          </w:p>
-        </w:tc>
-        <w:tc>
-          <w:tcPr>
-            <w:tcW w:type="dxa" w:w="7000"/>
-            <w:tcBorders>
-              <w:top w:val="none" w:color="FFFFFF" w:sz="0"/>
-              <w:left w:val="none" w:color="FFFFFF" w:sz="0"/>
-              <w:bottom w:val="none" w:color="FFFFFF" w:sz="0"/>
-              <w:right w:val="none" w:color="FFFFFF" w:sz="0"/>
-            </w:tcBorders>
-          </w:tcPr>
-          <w:p>
-            <w:r>
-              <w:t xml:space="preserve">British University Vietnam, Hung Yen, Vietnam</w:t>
-            </w:r>
-          </w:p>
-        </w:tc>
-      </w:tr>
-      <w:tr>
-        <w:tc>
-          <w:tcPr>
-            <w:tcW w:type="dxa" w:w="2600"/>
-            <w:tcBorders>
-              <w:top w:val="none" w:color="FFFFFF" w:sz="0"/>
-              <w:left w:val="none" w:color="FFFFFF" w:sz="0"/>
-              <w:bottom w:val="none" w:color="FFFFFF" w:sz="0"/>
-              <w:right w:val="none" w:color="FFFFFF" w:sz="0"/>
-            </w:tcBorders>
-          </w:tcPr>
-          <w:p>
-            <w:r>
-              <w:rPr>
-                <w:b/>
-                <w:bCs/>
-              </w:rPr>
-              <w:t xml:space="preserve">Target venue:</w:t>
-            </w:r>
-          </w:p>
-        </w:tc>
-        <w:tc>
-          <w:tcPr>
-            <w:tcW w:type="dxa" w:w="7000"/>
-            <w:tcBorders>
-              <w:top w:val="none" w:color="FFFFFF" w:sz="0"/>
-              <w:left w:val="none" w:color="FFFFFF" w:sz="0"/>
-              <w:bottom w:val="none" w:color="FFFFFF" w:sz="0"/>
-              <w:right w:val="none" w:color="FFFFFF" w:sz="0"/>
-            </w:tcBorders>
-          </w:tcPr>
-          <w:p>
-            <w:r>
-              <w:t xml:space="preserve">IEEE Transactions on Knowledge and Data Engineering</w:t>
-            </w:r>
-          </w:p>
-        </w:tc>
-      </w:tr>
-    </w:tbl>
-    <w:p>
-      <w:pPr>
-        <w:spacing w:after="120" w:before="320"/>
+    <w:p>
+      <w:pPr>
+        <w:spacing w:after="80"/>
       </w:pPr>
       <w:r>
         <w:rPr>
           <w:b/>
           <w:bCs/>
         </w:rPr>
-        <w:t xml:space="preserve">Abstract</w:t>
-      </w:r>
-    </w:p>
-    <w:p>
-      <w:pPr>
-        <w:spacing w:after="240"/>
-        <w:jc w:val="both"/>
-      </w:pPr>
-      <w:r>
-        <w:t xml:space="preserve">The classical influence maximization guarantee of Kempe, Kleinberg, and Tardos rests on four assumptions: progressive diffusion, a monotone submodular objective, known influence parameters, and no fairness requirement. Real deployments routinely violate all four at once: influence can be actively reversed (backfire, or negative word-of-mouth), edge probabilities are never known exactly, and interventions must not neglect a disadvantaged subpopulation. We study this combined relaxation. A sandwich approximation built from two monotone-submodular surrogates yields a ρ(1−1/e) guarantee for every backfire intensity β∈[0,1), tight at β=0, with a per-instance, directly computable certificate; (1−1/e)-hardness survives backfire exactly. A closed-form Lagrangian index for the resulting 2-state/3-action per-node control problem replaces a bisection-plus-value-iteration inner loop with an O(Km+n log n)-per-round procedure, roughly two orders of magnitude faster in practice. We also identify and correct a population-weighting pathology in an existing isoelastic-welfare fairness objective that systematically under-protects small groups, replacing it with an egalitarian reweighting. These pieces combine into MF-BWI-Fair, a control policy that further adds mean-field belief propagation and Bayesian parameter tracking. On a synthetic benchmark, MF-BWI-Fair sustains spread under backfire and recovery where one-shot baselines – including independently reimplemented published algorithms (IMM, He–Kempe's robust Saturate Greedy) – degrade sharply, and the fairness fix raises worst-off-group reach at negligible spread cost. The finding generalizes across four further synthetic graphs and three real Facebook ego-networks at increasing scale (224–532 nodes), with one disclosed exception: on the largest, most community-structured real graph, a more expensive rollout baseline retains a small, stable edge, examined in the Discussion section. We additionally validate our IMM reimplementation directly against the original authors' own C++ code.</w:t>
-      </w:r>
-    </w:p>
-    <w:p>
-      <w:pPr>
-        <w:spacing w:after="120"/>
+        <w:t xml:space="preserve">Address for correspondence</w:t>
+      </w:r>
+    </w:p>
+    <w:p>
+      <w:pPr>
+        <w:spacing w:after="0"/>
+      </w:pPr>
+      <w:r>
+        <w:t xml:space="preserve">Quang-Vinh Dang</w:t>
+      </w:r>
+    </w:p>
+    <w:p>
+      <w:pPr>
+        <w:spacing w:after="0"/>
+      </w:pPr>
+      <w:r>
+        <w:t xml:space="preserve">British University Vietnam, Hung Yen, Vietnam</w:t>
+      </w:r>
+    </w:p>
+    <w:p>
+      <w:pPr>
+        <w:spacing w:after="320"/>
+      </w:pPr>
+      <w:r>
+        <w:t xml:space="preserve">Email: </w:t>
+      </w:r>
+      <w:hyperlink w:history="1" r:id="rIdol6xl23izlyeivmyp8e_c">
+        <w:r>
+          <w:rPr>
+            <w:rStyle w:val="Hyperlink"/>
+          </w:rPr>
+          <w:t xml:space="preserve">vinh.dq4@buv.edu.vn</w:t>
+        </w:r>
+      </w:hyperlink>
+    </w:p>
+    <w:p>
+      <w:pPr>
+        <w:spacing w:after="80"/>
       </w:pPr>
       <w:r>
         <w:rPr>
           <w:b/>
           <w:bCs/>
         </w:rPr>
-        <w:t xml:space="preserve">Index Terms</w:t>
-      </w:r>
-    </w:p>
-    <w:p>
-      <w:pPr>
-        <w:spacing w:after="240"/>
-      </w:pPr>
-      <w:r>
-        <w:t xml:space="preserve">Influence maximization, submodular optimization, restless bandits, fairness, robust optimization, social networks.</w:t>
-      </w:r>
-    </w:p>
-    <w:p>
-      <w:pPr>
-        <w:spacing w:after="120"/>
+        <w:t xml:space="preserve">Acknowledgements</w:t>
+      </w:r>
+    </w:p>
+    <w:p>
+      <w:pPr>
+        <w:spacing w:after="320"/>
+      </w:pPr>
+      <w:r>
+        <w:t xml:space="preserve">The author has no acknowledgements to declare.</w:t>
+      </w:r>
+    </w:p>
+    <w:p>
+      <w:pPr>
+        <w:spacing w:after="80"/>
       </w:pPr>
       <w:r>
         <w:rPr>
           <w:b/>
           <w:bCs/>
         </w:rPr>
-        <w:t xml:space="preserve">Declarations</w:t>
-      </w:r>
-    </w:p>
-    <w:p>
-      <w:pPr>
-        <w:pStyle w:val="ListParagraph"/>
-        <w:numPr>
-          <w:ilvl w:val="0"/>
-          <w:numId w:val="2"/>
-        </w:numPr>
-        <w:spacing w:after="80"/>
-      </w:pPr>
-      <w:r>
-        <w:rPr>
-          <w:b/>
-          <w:bCs/>
-        </w:rPr>
-        <w:t xml:space="preserve">Funding: </w:t>
-      </w:r>
-      <w:r>
-        <w:t xml:space="preserve">No external funding was received for this work.</w:t>
-      </w:r>
-    </w:p>
-    <w:p>
-      <w:pPr>
-        <w:pStyle w:val="ListParagraph"/>
-        <w:numPr>
-          <w:ilvl w:val="0"/>
-          <w:numId w:val="2"/>
-        </w:numPr>
-        <w:spacing w:after="80"/>
-      </w:pPr>
-      <w:r>
-        <w:rPr>
-          <w:b/>
-          <w:bCs/>
-        </w:rPr>
-        <w:t xml:space="preserve">Conflicts of interest: </w:t>
-      </w:r>
-      <w:r>
-        <w:t xml:space="preserve">The author declares no conflicts of interest.</w:t>
-      </w:r>
-    </w:p>
-    <w:p>
-      <w:pPr>
-        <w:pStyle w:val="ListParagraph"/>
-        <w:numPr>
-          <w:ilvl w:val="0"/>
-          <w:numId w:val="2"/>
-        </w:numPr>
-        <w:spacing w:after="80"/>
-      </w:pPr>
-      <w:r>
-        <w:rPr>
-          <w:b/>
-          <w:bCs/>
-        </w:rPr>
-        <w:t xml:space="preserve">Data availability: </w:t>
-      </w:r>
-      <w:r>
-        <w:t xml:space="preserve">The SNAP ego-Facebook dataset used for real-network validation is publicly available (McAuley and Leskovec, 2012).</w:t>
-      </w:r>
-    </w:p>
-    <w:p>
-      <w:pPr>
-        <w:pStyle w:val="ListParagraph"/>
-        <w:numPr>
-          <w:ilvl w:val="0"/>
-          <w:numId w:val="2"/>
-        </w:numPr>
-        <w:spacing w:after="80"/>
-      </w:pPr>
-      <w:r>
-        <w:rPr>
-          <w:b/>
-          <w:bCs/>
-        </w:rPr>
-        <w:t xml:space="preserve">Prior submission: </w:t>
-      </w:r>
-      <w:r>
-        <w:t xml:space="preserve">This manuscript is original, has not been published previously, and is not under consideration elsewhere.</w:t>
+        <w:t xml:space="preserve">Conflict of Interest Statement</w:t>
+      </w:r>
+    </w:p>
+    <w:p>
+      <w:r>
+        <w:t xml:space="preserve">The author declares no conflict of interest.</w:t>
       </w:r>
     </w:p>
     <w:sectPr>
@@ -569,26 +300,8 @@
       </w:pPr>
     </w:lvl>
   </w:abstractNum>
-  <w:abstractNum w:abstractNumId="2" w15:restartNumberingAfterBreak="0">
-    <w:multiLevelType w:val="hybridMultilevel"/>
-    <w:lvl w:ilvl="0" w15:tentative="1">
-      <w:start w:val="1"/>
-      <w:numFmt w:val="bullet"/>
-      <w:lvlText w:val="•"/>
-      <w:lvlJc w:val="left"/>
-      <w:pPr>
-        <w:ind w:left="720" w:hanging="360"/>
-      </w:pPr>
-    </w:lvl>
-  </w:abstractNum>
   <w:num w:numId="1">
     <w:abstractNumId w:val="1"/>
-    <w:lvlOverride w:ilvl="0">
-      <w:startOverride w:val="1"/>
-    </w:lvlOverride>
-  </w:num>
-  <w:num w:numId="2">
-    <w:abstractNumId w:val="2"/>
     <w:lvlOverride w:ilvl="0">
       <w:startOverride w:val="1"/>
     </w:lvlOverride>
